--- a/public/sales-kit/FlowSync_Business_Information_Security.docx
+++ b/public/sales-kit/FlowSync_Business_Information_Security.docx
@@ -15,7 +15,7 @@
         <w:pStyle w:val="Subtitle"/>
       </w:pPr>
       <w:r>
-        <w:t xml:space="preserve">For customer procurement, IT, and compliance review · July 2026</w:t>
+        <w:t xml:space="preserve">For customer procurement, IT, and compliance review · August 2026</w:t>
       </w:r>
     </w:p>
     <w:p>
@@ -690,6 +690,24 @@
     </w:p>
     <w:p>
       <w:pPr>
+        <w:pStyle w:val="ListParagraph"/>
+        <w:numPr>
+          <w:ilvl w:val="0"/>
+          <w:numId w:val="2"/>
+        </w:numPr>
+      </w:pPr>
+      <w:r>
+        <w:rPr>
+          <w:b/>
+        </w:rPr>
+        <w:t xml:space="preserve">AI governance:</w:t>
+      </w:r>
+      <w:r>
+        <w:t xml:space="preserve"> workspace administrators can disable all AI features for their workspace (Settings → Security → AI governance); the switch is enforced server-side across every AI endpoint. AI runs exclusively through the Anthropic API (Claude), server-side, and customer data is not used to train models. See the companion AI Responsibility Statement.</w:t>
+      </w:r>
+    </w:p>
+    <w:p>
+      <w:pPr>
         <w:pStyle w:val="Heading2"/>
       </w:pPr>
       <w:r>
@@ -718,6 +736,24 @@
       </w:pPr>
       <w:r>
         <w:t xml:space="preserve">Report history preserves each generated executive report.</w:t>
+      </w:r>
+    </w:p>
+    <w:p>
+      <w:pPr>
+        <w:pStyle w:val="ListParagraph"/>
+        <w:numPr>
+          <w:ilvl w:val="0"/>
+          <w:numId w:val="2"/>
+        </w:numPr>
+      </w:pPr>
+      <w:r>
+        <w:rPr>
+          <w:b/>
+        </w:rPr>
+        <w:t xml:space="preserve">AI audit log:</w:t>
+      </w:r>
+      <w:r>
+        <w:t xml:space="preserve"> every AI invocation — and every AI call blocked by workspace policy — is recorded with timestamp, feature, and user, viewable by workspace administrators.</w:t>
       </w:r>
     </w:p>
     <w:p>
@@ -911,6 +947,89 @@
                 <w:szCs w:val="20"/>
               </w:rPr>
               <w:t xml:space="preserve">Region</w:t>
+            </w:r>
+          </w:p>
+        </w:tc>
+      </w:tr>
+      <w:tr>
+        <w:trPr>
+          <w:tblHeader w:val="false"/>
+        </w:trPr>
+        <w:tc>
+          <w:tcPr>
+            <w:tcW w:type="dxa" w:w="2400"/>
+            <w:tcMar>
+              <w:top w:type="dxa" w:w="80"/>
+              <w:left w:type="dxa" w:w="120"/>
+              <w:bottom w:type="dxa" w:w="80"/>
+              <w:right w:type="dxa" w:w="120"/>
+            </w:tcMar>
+          </w:tcPr>
+          <w:p>
+            <w:pPr>
+              <w:spacing w:after="0"/>
+            </w:pPr>
+            <w:r>
+              <w:rPr>
+                <w:b w:val="false"/>
+                <w:bCs w:val="false"/>
+                <w:color w:val="1E293B"/>
+                <w:sz w:val="20"/>
+                <w:szCs w:val="20"/>
+              </w:rPr>
+              <w:t xml:space="preserve">Anthropic</w:t>
+            </w:r>
+          </w:p>
+        </w:tc>
+        <w:tc>
+          <w:tcPr>
+            <w:tcW w:type="dxa" w:w="5000"/>
+            <w:tcMar>
+              <w:top w:type="dxa" w:w="80"/>
+              <w:left w:type="dxa" w:w="120"/>
+              <w:bottom w:type="dxa" w:w="80"/>
+              <w:right w:type="dxa" w:w="120"/>
+            </w:tcMar>
+          </w:tcPr>
+          <w:p>
+            <w:pPr>
+              <w:spacing w:after="0"/>
+            </w:pPr>
+            <w:r>
+              <w:rPr>
+                <w:b w:val="false"/>
+                <w:bCs w:val="false"/>
+                <w:color w:val="1E293B"/>
+                <w:sz w:val="20"/>
+                <w:szCs w:val="20"/>
+              </w:rPr>
+              <w:t xml:space="preserve">AI processing (Claude API); no model training on customer data</w:t>
+            </w:r>
+          </w:p>
+        </w:tc>
+        <w:tc>
+          <w:tcPr>
+            <w:tcW w:type="dxa" w:w="2400"/>
+            <w:tcMar>
+              <w:top w:type="dxa" w:w="80"/>
+              <w:left w:type="dxa" w:w="120"/>
+              <w:bottom w:type="dxa" w:w="80"/>
+              <w:right w:type="dxa" w:w="120"/>
+            </w:tcMar>
+          </w:tcPr>
+          <w:p>
+            <w:pPr>
+              <w:spacing w:after="0"/>
+            </w:pPr>
+            <w:r>
+              <w:rPr>
+                <w:b w:val="false"/>
+                <w:bCs w:val="false"/>
+                <w:color w:val="1E293B"/>
+                <w:sz w:val="20"/>
+                <w:szCs w:val="20"/>
+              </w:rPr>
+              <w:t xml:space="preserve">USA</w:t>
             </w:r>
           </w:p>
         </w:tc>
